--- a/RAG/Forms/docx/Fixed/Mau_1.5_–_Cong_van_1011143252_2605082306.docx
+++ b/RAG/Forms/docx/Fixed/Mau_1.5_–_Cong_van_1011143252_2605082306.docx
@@ -113,7 +113,7 @@
                 <w:color w:val="000000"/>
                 <w:shd w:val="clear" w:color="auto" w:fill="auto"/>
               </w:rPr>
-              <w:pict w14:anchorId="7391A574">
+              <w:pict w14:anchorId="52B8094C">
                 <v:line id="_x0000_s2052" alt="" style="position:absolute;left:0;text-align:left;z-index:2;mso-wrap-edited:f;mso-width-percent:0;mso-height-percent:0;mso-width-percent:0;mso-height-percent:0" from="46.3pt,-18.25pt" to="122.8pt,-18.25pt">
                   <w10:wrap type="square" side="right"/>
                 </v:line>
@@ -297,7 +297,7 @@
                 <w:color w:val="000000"/>
                 <w:shd w:val="clear" w:color="auto" w:fill="auto"/>
               </w:rPr>
-              <w:pict w14:anchorId="725A15D5">
+              <w:pict w14:anchorId="62D4DFE3">
                 <v:line id="_x0000_s2051" alt="" style="position:absolute;left:0;text-align:left;z-index:1;mso-wrap-edited:f;mso-width-percent:0;mso-height-percent:0;mso-width-percent:0;mso-height-percent:0" from="69.65pt,1.95pt" to="230.15pt,1.95pt">
                   <w10:wrap side="right"/>
                 </v:line>
@@ -657,12 +657,16 @@
               <w:spacing w:line="390" w:lineRule="exact"/>
               <w:ind w:firstLine="0"/>
               <w:rPr>
+                <w:b w:val="0"/>
+                <w:bCs w:val="0"/>
                 <w:color w:val="000000"/>
               </w:rPr>
             </w:pPr>
             <w:r>
               <w:rPr>
                 <w:rStyle w:val="Bodytext20"/>
+                <w:b/>
+                <w:bCs/>
                 <w:i/>
                 <w:iCs/>
                 <w:color w:val="000000"/>
@@ -984,7 +988,7 @@
           <w:sz w:val="28"/>
           <w:szCs w:val="28"/>
         </w:rPr>
-        <w:pict w14:anchorId="619CE5D4">
+        <w:pict w14:anchorId="4E88C916">
           <v:line id="_x0000_s2050" alt="" style="position:absolute;z-index:3;mso-wrap-edited:f;mso-width-percent:0;mso-height-percent:0;mso-width-percent:0;mso-height-percent:0" from="-.3pt,15.3pt" to="466.95pt,15.3pt">
             <w10:wrap side="right"/>
           </v:line>
@@ -1225,7 +1229,7 @@
         <w:noProof/>
         <w:sz w:val="20"/>
       </w:rPr>
-      <w:pict w14:anchorId="0291F62A">
+      <w:pict w14:anchorId="2AF8A5BE">
         <v:group id="_x0000_s1025" alt="" style="position:absolute;margin-left:232pt;margin-top:-230.35pt;width:2.1pt;height:467.7pt;rotation:270;z-index:1" coordorigin="15224,629" coordsize="42,9439">
           <v:line id="_x0000_s1026" alt="" style="position:absolute" from="15224,629" to="15224,10068" strokeweight=".5pt"/>
           <v:line id="_x0000_s1027" alt="" style="position:absolute" from="15266,629" to="15266,10068" strokeweight=".5pt"/>
